--- a/policies/build/chapters_v2/MOM/Document/MOM2/SOP_NonFormulary_Medication_Request.docx
+++ b/policies/build/chapters_v2/MOM/Document/MOM2/SOP_NonFormulary_Medication_Request.docx
@@ -396,13 +396,12 @@
           <w:b/>
           <w:i/>
         </w:rPr>
-        <w:t xml:space="preserve">Why this step matters: </w:t>
+        <w:t>Why this step matters: A non-formulary request bypasses the committee's own safety and cost review by design — the one-off authorisation and later ratification are what stop a single exception from quietly becoming an unreviewed habit.</w:t>
       </w:r>
       <w:r>
         <w:rPr>
           <w:i/>
         </w:rPr>
-        <w:t>Skipping or rushing this step is exactly the kind of gap an assessor — or a real medication-safety incident — would eventually surface.</w:t>
       </w:r>
     </w:p>
     <w:p>
